--- a/The Dolphins' View of History/chapters/28 - The People Who Kept Their Story - A Complete History of the Jews.docx
+++ b/The Dolphins' View of History/chapters/28 - The People Who Kept Their Story - A Complete History of the Jews.docx
@@ -18,7 +18,7 @@
           <w:sz w:val="36"/>
           <w:szCs w:val="36"/>
         </w:rPr>
-        <w:t xml:space="preserve">Chapter 28: The People Who Kept Their Story — A Complete History of the Jews</w:t>
+        <w:t xml:space="preserve">The 13th Century BCE to 1948 CE: The People Who Kept Their Story — A Complete History of the Jews</w:t>
       </w:r>
     </w:p>
     <w:p>

--- a/The Dolphins' View of History/chapters/28 - The People Who Kept Their Story - A Complete History of the Jews.docx
+++ b/The Dolphins' View of History/chapters/28 - The People Who Kept Their Story - A Complete History of the Jews.docx
@@ -98,19 +98,7 @@
         <w:spacing w:after="200"/>
       </w:pPr>
       <w:r>
-        <w:t xml:space="preserve">His teaching, as the accounts have it, emphasized compassion, humility, forgiveness, and care for others. The dolphins observed with optimism. It proved, dolphin historians later admitted, difficult to keep up: many of the humans who came after found these ideas hard to practice consistently.</w:t>
-      </w:r>
-    </w:p>
-    <w:p>
-      <w:pPr>
-        <w:spacing w:after="200"/>
-      </w:pPr>
-      <w:r>
-        <w:rPr>
-          <w:i/>
-          <w:iCs/>
-        </w:rPr>
-        <w:t xml:space="preserve">“The message,” the Society recorded, “was simpler than the debates that followed.”</w:t>
+        <w:t xml:space="preserve">His teaching, as the accounts have it, emphasized compassion, humility, forgiveness, and care for others, and many of the humans who came after found it hard to practice consistently.</w:t>
       </w:r>
     </w:p>
     <w:p>
@@ -146,7 +134,7 @@
         <w:spacing w:after="200"/>
       </w:pPr>
       <w:r>
-        <w:t xml:space="preserve">Christianity, meanwhile, outgrew its origin as a Jewish sect. Paul of Tarsus carried its message to non-Jewish communities across the Roman world through the middle of the 1st century CE; the two traditions formally diverged over the following generations. Constantine's conversion and the 313 CE Edict of Milan legalized the faith; Theodosius made it Rome's official religion in 380. The faith then split again, and again: the Great Schism of 1054 divided Catholic Rome from Orthodox Constantinople, and the Protestant Reformation, beginning when Martin Luther posted his objections in 1517, split Western Christianity into the dozens of denominations that exist today. One ancient covenant, several centuries downstream, had become the ancestor of the largest religious family on the planet.</w:t>
+        <w:t xml:space="preserve">Christianity, meanwhile, outgrew its origin as a Jewish sect. Paul of Tarsus carried its message to non-Jewish communities across the Roman world through the middle of the 1st century CE; the two traditions formally diverged over the following generations. Once Rome adopted it, as the chapter on the great faiths has told, the faith split again, and again: the Great Schism of 1054 divided Catholic Rome from Orthodox Constantinople, and the Protestant Reformation, beginning when Martin Luther posted his objections in 1517, split Western Christianity into the dozens of denominations that exist today. One ancient covenant, several centuries downstream, had become the ancestor of the largest religious family on the planet.</w:t>
       </w:r>
     </w:p>
     <w:p>
@@ -170,15 +158,15 @@
         <w:spacing w:after="200"/>
       </w:pPr>
       <w:r>
-        <w:t xml:space="preserve">Zionism, a political movement for Jewish return to the historic homeland, had begun decades earlier, formally organized by Theodor Herzl starting in 1896, in direct response to the persecution then underway in Europe. The Holocaust's aftermath sharply accelerated international support. The United Nations proposed partitioning British Mandate Palestine in 1947; Israel declared independence in May 1948.</w:t>
-      </w:r>
-    </w:p>
-    <w:p>
-      <w:pPr>
-        <w:spacing w:after="200"/>
-      </w:pPr>
-      <w:r>
-        <w:t xml:space="preserve">War followed within a day, as neighboring Arab states rejected the new state by force. Israel prevailed and expanded beyond the UN's proposed borders; some 700,000 Palestinian Arabs fled or were driven out in the process, an event Palestinians call the Nakba, the catastrophe. Further wars followed in 1956, in 1967 (after which Israel held the West Bank, Gaza, the Golan Heights, and Sinai), and in 1973.</w:t>
+        <w:t xml:space="preserve">Zionism, a political movement for Jewish return to the historic homeland, had begun decades earlier, given its modern political form by Theodor Herzl, whose book The Jewish State appeared in 1896 and who convened the first Zionist Congress in 1897, in direct response to the persecution then underway in Europe. The Holocaust's aftermath sharply accelerated international support. The United Nations proposed partitioning British Mandate Palestine in 1947; Israel declared independence in May 1948.</w:t>
+      </w:r>
+    </w:p>
+    <w:p>
+      <w:pPr>
+        <w:spacing w:after="200"/>
+      </w:pPr>
+      <w:r>
+        <w:t xml:space="preserve">Fighting between Jewish and Arab forces had begun after the UN vote; the day after independence, the armies of neighboring Arab states invaded. Israel prevailed and expanded beyond the UN's proposed borders; some 700,000 Palestinian Arabs fled or were driven out in the process, an event Palestinians call the Nakba, the catastrophe. Further wars followed in 1956, in 1967 (after which Israel held the West Bank, Gaza, the Golan Heights, and Sinai), and in 1973.</w:t>
       </w:r>
     </w:p>
     <w:p>
@@ -191,26 +179,10 @@
     </w:p>
     <w:p>
       <w:pPr>
-        <w:spacing w:after="100"/>
-      </w:pPr>
-      <w:r>
-        <w:rPr>
-          <w:b/>
-          <w:bCs/>
-        </w:rPr>
-        <w:t xml:space="preserve">Dolphin verdict:</w:t>
-      </w:r>
-    </w:p>
-    <w:p>
-      <w:pPr>
-        <w:spacing w:after="200"/>
-      </w:pPr>
-      <w:r>
-        <w:rPr>
-          <w:i/>
-          <w:iCs/>
-        </w:rPr>
-        <w:t xml:space="preserve">No people in this book lost its land, its Temple, and its safety as many times, in as many places, as this one, and none carried its identity across that many centuries without one. What survived was never a territory. It was a story, told the same way in Babylon, Cairo, Toledo, and Warsaw, until the story became, in the end, the thing worth defending — and, in 1948, the thing a state was finally built to hold.</w:t>
+        <w:spacing w:after="200"/>
+      </w:pPr>
+      <w:r>
+        <w:t xml:space="preserve">The people who kept their story without a land for eighteen centuries built, in 1948, a state to hold it. In the same year about 700,000 other people lost their homes on the same strip of coast, and began carrying a story of their own: the keys to houses they could not return to, the names of villages that are no longer on the map. Both stories are true. The dolphins, who have known that coast longer than either people, have not yet seen how the two will share it.</w:t>
       </w:r>
     </w:p>
     <w:sectPr>
